--- a/exports/karneler/182_ERDEM_YARAR_Karne.docx
+++ b/exports/karneler/182_ERDEM_YARAR_Karne.docx
@@ -27,7 +27,7 @@
           <w:color w:val="646464"/>
           <w:sz w:val="17"/>
         </w:rPr>
-        <w:t>Deneme Sınavı: 2026-2027  PARAF LGS 1 | Kurumsal Başarı ve Takip Sistemi</w:t>
+        <w:t>Deneme Sınavı: PARAF LGS 1 | Kurumsal Başarı ve Takip Sistemi</w:t>
       </w:r>
     </w:p>
     <w:tbl>
@@ -1732,6 +1732,32 @@
               <w:t>Fen Bilimleri netin: 17.33 (18 Doğru, 2 Yanlış, 0 Boş). Kavramsal kavrayışın ve deney yorumlama becerin çok yüksek. Tek hata yaptığın 'Mevsimlerin Oluşumu'ndaki (%86) eksen eğikliği ve Güneş ışınlarının geliş açısı grafiklerini pekiştirerek 20'de 20 full hedefini yakalayabilirsin.</w:t>
             </w:r>
           </w:p>
+          <w:p>
+            <w:pPr>
+              <w:spacing w:after="20"/>
+            </w:pPr>
+            <w:r>
+              <w:rPr>
+                <w:b/>
+                <w:color w:val="C0392B"/>
+                <w:sz w:val="15"/>
+              </w:rPr>
+              <w:t xml:space="preserve">📺 Önerilen YouTube Desteği (İleri Düzey (Şampiyon)): </w:t>
+            </w:r>
+            <w:r>
+              <w:rPr>
+                <w:b/>
+                <w:sz w:val="15"/>
+              </w:rPr>
+              <w:t xml:space="preserve">Kanal: Hız Yayınları / dnz hoca | </w:t>
+            </w:r>
+            <w:r>
+              <w:rPr>
+                <w:sz w:val="15"/>
+              </w:rPr>
+              <w:t>Odak: İleri Seviye Grafik &amp; Deney Yorumlama. Taktik: Karmaşık grafik ve çok adımlı deney sorularında hızlı yorumlama tekniklerini not al.</w:t>
+            </w:r>
+          </w:p>
         </w:tc>
       </w:tr>
     </w:tbl>
@@ -1858,6 +1884,32 @@
                 <w:sz w:val="15"/>
               </w:rPr>
               <w:t>Matematik netin: 15.67 (16 Doğru, 1 Yanlış, 3 Boş). Yeni nesil problem çözme ve modelleme becerin okul zirvesindedir. Sınavda tek net kaybının yaşandığı 'Çarpanlar ve Katlar / Asal Çarpanlar, Üslü İfadeler Temel Kuralları' konusundaki uç soru kalıplarına odaklanarak 20'de 20 full yapabilirsin. Süreli branş denemelerine devam et.</w:t>
+            </w:r>
+          </w:p>
+          <w:p>
+            <w:pPr>
+              <w:spacing w:after="20"/>
+            </w:pPr>
+            <w:r>
+              <w:rPr>
+                <w:b/>
+                <w:color w:val="C0392B"/>
+                <w:sz w:val="15"/>
+              </w:rPr>
+              <w:t xml:space="preserve">📺 Önerilen YouTube Desteği (İleri Düzey (Şampiyon)): </w:t>
+            </w:r>
+            <w:r>
+              <w:rPr>
+                <w:b/>
+                <w:sz w:val="15"/>
+              </w:rPr>
+              <w:t xml:space="preserve">Kanal: Çopur Hoca | </w:t>
+            </w:r>
+            <w:r>
+              <w:rPr>
+                <w:sz w:val="15"/>
+              </w:rPr>
+              <w:t>Odak: İleri Düzey Soru Kalıpları &amp; Derece Hedefi. Taktik: Süre tutarak soruyu hocadan önce çözmeye çalış; kestirme püf noktaları Hata Defterine ekle.</w:t>
             </w:r>
           </w:p>
         </w:tc>
@@ -2007,6 +2059,32 @@
               <w:t>Türkçe branş netin: 13.33 (15 Doğru, 5 Yanlış, 0 Boş). Ortalama üstü bir performans olmakla birlikte 5 yanlış başarı payını törpülemiş. Öncelikli olarak sıfır çektiğin [Öznel ve Nesnel Anlatımlı Cümleler, Deyimler] konularındaki kavram ve kuralları tekrar et. Kısmi kayıp yaşadığın [Sözcük ve Sözcük Gruplarında Anlam (%50)] alanlarında metindeki açık kanıtın altını çizerek çöz. Günde 20 paragraf sorusu çöz; iki şık arasında kaldığında işaretleme yapmayıp boş bırak.</w:t>
             </w:r>
           </w:p>
+          <w:p>
+            <w:pPr>
+              <w:spacing w:after="20"/>
+            </w:pPr>
+            <w:r>
+              <w:rPr>
+                <w:b/>
+                <w:color w:val="C0392B"/>
+                <w:sz w:val="15"/>
+              </w:rPr>
+              <w:t xml:space="preserve">📺 Önerilen YouTube Desteği (Orta Seviye): </w:t>
+            </w:r>
+            <w:r>
+              <w:rPr>
+                <w:b/>
+                <w:sz w:val="15"/>
+              </w:rPr>
+              <w:t xml:space="preserve">Kanal: Hız Yayınları - Ebubekir Hoca | </w:t>
+            </w:r>
+            <w:r>
+              <w:rPr>
+                <w:sz w:val="15"/>
+              </w:rPr>
+              <w:t>Odak: Paragraf Taktikleri &amp; Çeldirici Eleme. Taktik: Paragraf sorularında hocanın anahtar kelimeleri ve metin kanıtlarını nasıl çizdiğine dikkat et.</w:t>
+            </w:r>
+          </w:p>
         </w:tc>
       </w:tr>
     </w:tbl>
@@ -2114,6 +2192,32 @@
                 <w:sz w:val="15"/>
               </w:rPr>
               <w:t>İnkılap Tarihi netin: 10.00 (10 Doğru, 0 Yanlış, 0 Boş). Tarihsel kronoloji ve neden-sonuç analiz kabiliyetin çok güçlü. 4 kazanımın tamamında %100 tam başarı sağladın. Haftalık 15 soruyla aralıklı tekrar yap.</w:t>
+            </w:r>
+          </w:p>
+          <w:p>
+            <w:pPr>
+              <w:spacing w:after="20"/>
+            </w:pPr>
+            <w:r>
+              <w:rPr>
+                <w:b/>
+                <w:color w:val="C0392B"/>
+                <w:sz w:val="15"/>
+              </w:rPr>
+              <w:t xml:space="preserve">📺 Önerilen YouTube Desteği (İleri Düzey (Şampiyon)): </w:t>
+            </w:r>
+            <w:r>
+              <w:rPr>
+                <w:b/>
+                <w:sz w:val="15"/>
+              </w:rPr>
+              <w:t xml:space="preserve">Kanal: Buğra Hoca Sosyal Bilgiler Dersliği | </w:t>
+            </w:r>
+            <w:r>
+              <w:rPr>
+                <w:sz w:val="15"/>
+              </w:rPr>
+              <w:t>Odak: Kritik Çeldiriciler &amp; MEB Tarzı Uç Sorular. Taktik: Tarihsel kavramların güncel yorumlarla ilişkilendirildiği zor soru tiplerine odaklan.</w:t>
             </w:r>
           </w:p>
         </w:tc>
@@ -2244,6 +2348,32 @@
               <w:t>Din Kültürü netin: 8.67 (9 Doğru, 1 Yanlış, 0 Boş). Kavram ve ayet yorumlama hakimiyetin yüksek. Tek net kaybının yaşandığı 'Kader ve Kaza İnancı' konusundaki kavram veya ayet mealini inceleyerek 10'da 10 yapabilirsin.</w:t>
             </w:r>
           </w:p>
+          <w:p>
+            <w:pPr>
+              <w:spacing w:after="20"/>
+            </w:pPr>
+            <w:r>
+              <w:rPr>
+                <w:b/>
+                <w:color w:val="C0392B"/>
+                <w:sz w:val="15"/>
+              </w:rPr>
+              <w:t xml:space="preserve">📺 Önerilen YouTube Desteği (İleri Düzey (Şampiyon)): </w:t>
+            </w:r>
+            <w:r>
+              <w:rPr>
+                <w:b/>
+                <w:sz w:val="15"/>
+              </w:rPr>
+              <w:t xml:space="preserve">Kanal: Cebrail Hocam | </w:t>
+            </w:r>
+            <w:r>
+              <w:rPr>
+                <w:sz w:val="15"/>
+              </w:rPr>
+              <w:t>Odak: 10'da 10 Hedefi &amp; Dikkat/Çeldirici Analizi. Taktik: Kelimelerin ince anlam farklarına dayalı soru kalıplarını yakalayarak full yapmayı hedefle.</w:t>
+            </w:r>
+          </w:p>
         </w:tc>
       </w:tr>
     </w:tbl>
@@ -2370,6 +2500,32 @@
                 <w:sz w:val="15"/>
               </w:rPr>
               <w:t>İngilizce branş netin: 8.67 (9 Doğru, 1 Yanlış, 0 Boş). Friendship ünitesi kelime ve diyalog hakimiyetin çok iyi. Tek net kaybının yaşandığı 'Daveti Kabul &amp; Reddetme Kalıpları' kalıbını gözden geçirerek 10'da 10 yapabilirsin.</w:t>
+            </w:r>
+          </w:p>
+          <w:p>
+            <w:pPr>
+              <w:spacing w:after="20"/>
+            </w:pPr>
+            <w:r>
+              <w:rPr>
+                <w:b/>
+                <w:color w:val="C0392B"/>
+                <w:sz w:val="15"/>
+              </w:rPr>
+              <w:t xml:space="preserve">📺 Önerilen YouTube Desteği (İleri Düzey (Şampiyon)): </w:t>
+            </w:r>
+            <w:r>
+              <w:rPr>
+                <w:b/>
+                <w:sz w:val="15"/>
+              </w:rPr>
+              <w:t xml:space="preserve">Kanal: Ümitcan Hoca | </w:t>
+            </w:r>
+            <w:r>
+              <w:rPr>
+                <w:sz w:val="15"/>
+              </w:rPr>
+              <w:t>Odak: Yeni Nesil Okuma Parçaları, Tablo &amp; Grafik Yorumlama. Taktik: Afiş, davetiye ve soru kökündeki 'NOT / except' gibi olumsuzluk ifadelerine dikkat ederek hızlan.</w:t>
             </w:r>
           </w:p>
         </w:tc>

--- a/exports/karneler/182_ERDEM_YARAR_Karne.docx
+++ b/exports/karneler/182_ERDEM_YARAR_Karne.docx
@@ -1749,7 +1749,7 @@
                 <w:b/>
                 <w:sz w:val="15"/>
               </w:rPr>
-              <w:t xml:space="preserve">Kanal: Hız Yayınları / dnz hoca | </w:t>
+              <w:t xml:space="preserve">Kanal: Hız Yayınları veya dnz hoca ile Fen | </w:t>
             </w:r>
             <w:r>
               <w:rPr>
@@ -2076,7 +2076,7 @@
                 <w:b/>
                 <w:sz w:val="15"/>
               </w:rPr>
-              <w:t xml:space="preserve">Kanal: Hız Yayınları - Ebubekir Hoca | </w:t>
+              <w:t xml:space="preserve">Kanal: Hız Yayınları veya Ebubekir Hoca ile Türkçe | </w:t>
             </w:r>
             <w:r>
               <w:rPr>

--- a/exports/karneler/182_ERDEM_YARAR_Karne.docx
+++ b/exports/karneler/182_ERDEM_YARAR_Karne.docx
@@ -27,7 +27,7 @@
           <w:color w:val="646464"/>
           <w:sz w:val="17"/>
         </w:rPr>
-        <w:t>Deneme Sınavı: PARAF LGS 1 | Kurumsal Başarı ve Takip Sistemi</w:t>
+        <w:t>Deneme Sınavı: 2026-2027  NARTEST LGS 1 | Kurumsal Başarı ve Takip Sistemi</w:t>
       </w:r>
     </w:p>
     <w:tbl>
@@ -169,7 +169,7 @@
               <w:rPr>
                 <w:sz w:val="16"/>
               </w:rPr>
-              <w:t>73.67 Net / 433.71 Puan</w:t>
+              <w:t>68.68 Net / 415.15 Puan</w:t>
             </w:r>
           </w:p>
         </w:tc>
@@ -209,7 +209,7 @@
               <w:rPr>
                 <w:sz w:val="16"/>
               </w:rPr>
-              <w:t>Sınıf: 3/27 | Okul: 10/110 | TG: 1999 (Dilim: %19.30)</w:t>
+              <w:t>Sınıf: 6 / 28 | Okul: 13 / 56 | TG: 1165 (Dilim: %38.22)</w:t>
             </w:r>
           </w:p>
         </w:tc>
@@ -483,7 +483,7 @@
               <w:rPr>
                 <w:sz w:val="15"/>
               </w:rPr>
-              <w:t>15</w:t>
+              <w:t>18</w:t>
             </w:r>
           </w:p>
         </w:tc>
@@ -505,7 +505,7 @@
               <w:rPr>
                 <w:sz w:val="15"/>
               </w:rPr>
-              <w:t>5</w:t>
+              <w:t>2</w:t>
             </w:r>
           </w:p>
         </w:tc>
@@ -549,7 +549,7 @@
               <w:rPr>
                 <w:sz w:val="15"/>
               </w:rPr>
-              <w:t>13.33</w:t>
+              <w:t>17.33</w:t>
             </w:r>
           </w:p>
         </w:tc>
@@ -571,7 +571,7 @@
               <w:rPr>
                 <w:sz w:val="15"/>
               </w:rPr>
-              <w:t>%66.6</w:t>
+              <w:t>%86.6</w:t>
             </w:r>
           </w:p>
         </w:tc>
@@ -639,7 +639,29 @@
               <w:rPr>
                 <w:sz w:val="15"/>
               </w:rPr>
-              <w:t>10</w:t>
+              <w:t>9</w:t>
+            </w:r>
+          </w:p>
+        </w:tc>
+        <w:tc>
+          <w:tcPr>
+            <w:tcW w:type="dxa" w:w="1543"/>
+            <w:tcMar>
+              <w:top w:w="20" w:type="dxa"/>
+              <w:bottom w:w="20" w:type="dxa"/>
+              <w:left w:w="35" w:type="dxa"/>
+              <w:right w:w="35" w:type="dxa"/>
+            </w:tcMar>
+          </w:tcPr>
+          <w:p>
+            <w:pPr>
+              <w:jc w:val="center"/>
+            </w:pPr>
+            <w:r>
+              <w:rPr>
+                <w:sz w:val="15"/>
+              </w:rPr>
+              <w:t>1</w:t>
             </w:r>
           </w:p>
         </w:tc>
@@ -683,7 +705,7 @@
               <w:rPr>
                 <w:sz w:val="15"/>
               </w:rPr>
-              <w:t>0</w:t>
+              <w:t>8.67</w:t>
             </w:r>
           </w:p>
         </w:tc>
@@ -705,29 +727,7 @@
               <w:rPr>
                 <w:sz w:val="15"/>
               </w:rPr>
-              <w:t>10.00</w:t>
-            </w:r>
-          </w:p>
-        </w:tc>
-        <w:tc>
-          <w:tcPr>
-            <w:tcW w:type="dxa" w:w="1543"/>
-            <w:tcMar>
-              <w:top w:w="20" w:type="dxa"/>
-              <w:bottom w:w="20" w:type="dxa"/>
-              <w:left w:w="35" w:type="dxa"/>
-              <w:right w:w="35" w:type="dxa"/>
-            </w:tcMar>
-          </w:tcPr>
-          <w:p>
-            <w:pPr>
-              <w:jc w:val="center"/>
-            </w:pPr>
-            <w:r>
-              <w:rPr>
-                <w:sz w:val="15"/>
-              </w:rPr>
-              <w:t>%100.0</w:t>
+              <w:t>%86.7</w:t>
             </w:r>
           </w:p>
         </w:tc>
@@ -1107,7 +1107,7 @@
               <w:rPr>
                 <w:sz w:val="15"/>
               </w:rPr>
-              <w:t>16</w:t>
+              <w:t>13</w:t>
             </w:r>
           </w:p>
         </w:tc>
@@ -1129,7 +1129,7 @@
               <w:rPr>
                 <w:sz w:val="15"/>
               </w:rPr>
-              <w:t>1</w:t>
+              <w:t>7</w:t>
             </w:r>
           </w:p>
         </w:tc>
@@ -1151,7 +1151,7 @@
               <w:rPr>
                 <w:sz w:val="15"/>
               </w:rPr>
-              <w:t>3</w:t>
+              <w:t>0</w:t>
             </w:r>
           </w:p>
         </w:tc>
@@ -1173,7 +1173,7 @@
               <w:rPr>
                 <w:sz w:val="15"/>
               </w:rPr>
-              <w:t>15.67</w:t>
+              <w:t>10.67</w:t>
             </w:r>
           </w:p>
         </w:tc>
@@ -1195,7 +1195,7 @@
               <w:rPr>
                 <w:sz w:val="15"/>
               </w:rPr>
-              <w:t>%78.3</w:t>
+              <w:t>%53.3</w:t>
             </w:r>
           </w:p>
         </w:tc>
@@ -1263,7 +1263,7 @@
               <w:rPr>
                 <w:sz w:val="15"/>
               </w:rPr>
-              <w:t>18</w:t>
+              <w:t>16</w:t>
             </w:r>
           </w:p>
         </w:tc>
@@ -1285,7 +1285,7 @@
               <w:rPr>
                 <w:sz w:val="15"/>
               </w:rPr>
-              <w:t>2</w:t>
+              <w:t>4</w:t>
             </w:r>
           </w:p>
         </w:tc>
@@ -1329,7 +1329,7 @@
               <w:rPr>
                 <w:sz w:val="15"/>
               </w:rPr>
-              <w:t>17.33</w:t>
+              <w:t>14.67</w:t>
             </w:r>
           </w:p>
         </w:tc>
@@ -1351,7 +1351,7 @@
               <w:rPr>
                 <w:sz w:val="15"/>
               </w:rPr>
-              <w:t>%86.6</w:t>
+              <w:t>%73.4</w:t>
             </w:r>
           </w:p>
         </w:tc>
@@ -1425,7 +1425,7 @@
                 <w:b/>
                 <w:sz w:val="15"/>
               </w:rPr>
-              <w:t>77</w:t>
+              <w:t>74</w:t>
             </w:r>
           </w:p>
         </w:tc>
@@ -1449,7 +1449,7 @@
                 <w:b/>
                 <w:sz w:val="15"/>
               </w:rPr>
-              <w:t>10</w:t>
+              <w:t>16</w:t>
             </w:r>
           </w:p>
         </w:tc>
@@ -1473,7 +1473,7 @@
                 <w:b/>
                 <w:sz w:val="15"/>
               </w:rPr>
-              <w:t>3</w:t>
+              <w:t>0</w:t>
             </w:r>
           </w:p>
         </w:tc>
@@ -1497,7 +1497,7 @@
                 <w:b/>
                 <w:sz w:val="15"/>
               </w:rPr>
-              <w:t>73.67</w:t>
+              <w:t>68.68</w:t>
             </w:r>
           </w:p>
         </w:tc>
@@ -1521,7 +1521,629 @@
                 <w:b/>
                 <w:sz w:val="15"/>
               </w:rPr>
-              <w:t>%81.9</w:t>
+              <w:t>%76.3</w:t>
+            </w:r>
+          </w:p>
+        </w:tc>
+      </w:tr>
+    </w:tbl>
+    <w:p>
+      <w:pPr>
+        <w:spacing w:before="80" w:after="40"/>
+      </w:pPr>
+      <w:r>
+        <w:rPr>
+          <w:b/>
+          <w:color w:val="1F497D"/>
+          <w:sz w:val="18"/>
+        </w:rPr>
+        <w:t>1. DENEMELER ARASI GELİŞİM VE AKADEMİK DEĞİŞİM ANALİZİ (PARAF 1 ➔ NARTEST 1)</w:t>
+      </w:r>
+    </w:p>
+    <w:tbl>
+      <w:tblPr>
+        <w:tblW w:type="auto" w:w="0"/>
+        <w:jc w:val="center"/>
+        <w:tblLook w:firstColumn="1" w:firstRow="1" w:lastColumn="0" w:lastRow="0" w:noHBand="0" w:noVBand="1" w:val="04A0"/>
+        <w:tblBorders>
+          <w:top w:val="single" w:sz="4" w:space="0" w:color="B0C4DE"/>
+          <w:left w:val="single" w:sz="4" w:space="0" w:color="B0C4DE"/>
+          <w:bottom w:val="single" w:sz="4" w:space="0" w:color="B0C4DE"/>
+          <w:right w:val="single" w:sz="4" w:space="0" w:color="B0C4DE"/>
+          <w:insideH w:val="single" w:sz="4" w:space="0" w:color="B0C4DE"/>
+          <w:insideV w:val="single" w:sz="4" w:space="0" w:color="B0C4DE"/>
+        </w:tblBorders>
+      </w:tblPr>
+      <w:tblGrid>
+        <w:gridCol w:w="2160"/>
+        <w:gridCol w:w="2160"/>
+        <w:gridCol w:w="2160"/>
+        <w:gridCol w:w="2160"/>
+        <w:gridCol w:w="2160"/>
+      </w:tblGrid>
+      <w:tr>
+        <w:tc>
+          <w:tcPr>
+            <w:tcW w:type="dxa" w:w="2160"/>
+            <w:shd w:fill="1F497D"/>
+            <w:tcMar>
+              <w:top w:w="25" w:type="dxa"/>
+              <w:bottom w:w="25" w:type="dxa"/>
+              <w:left w:w="35" w:type="dxa"/>
+              <w:right w:w="35" w:type="dxa"/>
+            </w:tcMar>
+          </w:tcPr>
+          <w:p>
+            <w:pPr>
+              <w:jc w:val="left"/>
+            </w:pPr>
+            <w:r>
+              <w:rPr>
+                <w:b/>
+                <w:color w:val="FFFFFF"/>
+                <w:sz w:val="15"/>
+              </w:rPr>
+              <w:t>Değerlendirme Kriteri</w:t>
+            </w:r>
+          </w:p>
+        </w:tc>
+        <w:tc>
+          <w:tcPr>
+            <w:tcW w:type="dxa" w:w="2160"/>
+            <w:shd w:fill="1F497D"/>
+            <w:tcMar>
+              <w:top w:w="25" w:type="dxa"/>
+              <w:bottom w:w="25" w:type="dxa"/>
+              <w:left w:w="35" w:type="dxa"/>
+              <w:right w:w="35" w:type="dxa"/>
+            </w:tcMar>
+          </w:tcPr>
+          <w:p>
+            <w:pPr>
+              <w:jc w:val="center"/>
+            </w:pPr>
+            <w:r>
+              <w:rPr>
+                <w:b/>
+                <w:color w:val="FFFFFF"/>
+                <w:sz w:val="15"/>
+              </w:rPr>
+              <w:t>1. Deneme (PARAF)</w:t>
+            </w:r>
+          </w:p>
+        </w:tc>
+        <w:tc>
+          <w:tcPr>
+            <w:tcW w:type="dxa" w:w="2160"/>
+            <w:shd w:fill="1F497D"/>
+            <w:tcMar>
+              <w:top w:w="25" w:type="dxa"/>
+              <w:bottom w:w="25" w:type="dxa"/>
+              <w:left w:w="35" w:type="dxa"/>
+              <w:right w:w="35" w:type="dxa"/>
+            </w:tcMar>
+          </w:tcPr>
+          <w:p>
+            <w:pPr>
+              <w:jc w:val="center"/>
+            </w:pPr>
+            <w:r>
+              <w:rPr>
+                <w:b/>
+                <w:color w:val="FFFFFF"/>
+                <w:sz w:val="15"/>
+              </w:rPr>
+              <w:t>2. Deneme (NARTEST)</w:t>
+            </w:r>
+          </w:p>
+        </w:tc>
+        <w:tc>
+          <w:tcPr>
+            <w:tcW w:type="dxa" w:w="2160"/>
+            <w:shd w:fill="1F497D"/>
+            <w:tcMar>
+              <w:top w:w="25" w:type="dxa"/>
+              <w:bottom w:w="25" w:type="dxa"/>
+              <w:left w:w="35" w:type="dxa"/>
+              <w:right w:w="35" w:type="dxa"/>
+            </w:tcMar>
+          </w:tcPr>
+          <w:p>
+            <w:pPr>
+              <w:jc w:val="center"/>
+            </w:pPr>
+            <w:r>
+              <w:rPr>
+                <w:b/>
+                <w:color w:val="FFFFFF"/>
+                <w:sz w:val="15"/>
+              </w:rPr>
+              <w:t>Sınavlar Arası Fark</w:t>
+            </w:r>
+          </w:p>
+        </w:tc>
+        <w:tc>
+          <w:tcPr>
+            <w:tcW w:type="dxa" w:w="2160"/>
+            <w:shd w:fill="1F497D"/>
+            <w:tcMar>
+              <w:top w:w="25" w:type="dxa"/>
+              <w:bottom w:w="25" w:type="dxa"/>
+              <w:left w:w="35" w:type="dxa"/>
+              <w:right w:w="35" w:type="dxa"/>
+            </w:tcMar>
+          </w:tcPr>
+          <w:p>
+            <w:pPr>
+              <w:jc w:val="center"/>
+            </w:pPr>
+            <w:r>
+              <w:rPr>
+                <w:b/>
+                <w:color w:val="FFFFFF"/>
+                <w:sz w:val="15"/>
+              </w:rPr>
+              <w:t>Gelişim Durumu</w:t>
+            </w:r>
+          </w:p>
+        </w:tc>
+      </w:tr>
+      <w:tr>
+        <w:tc>
+          <w:tcPr>
+            <w:tcW w:type="dxa" w:w="2160"/>
+            <w:tcMar>
+              <w:top w:w="20" w:type="dxa"/>
+              <w:bottom w:w="20" w:type="dxa"/>
+              <w:left w:w="35" w:type="dxa"/>
+              <w:right w:w="35" w:type="dxa"/>
+            </w:tcMar>
+            <w:shd w:fill="F0F4F8"/>
+          </w:tcPr>
+          <w:p>
+            <w:pPr>
+              <w:jc w:val="left"/>
+            </w:pPr>
+            <w:r>
+              <w:rPr>
+                <w:sz w:val="15"/>
+              </w:rPr>
+              <w:t>Toplam Net</w:t>
+            </w:r>
+          </w:p>
+        </w:tc>
+        <w:tc>
+          <w:tcPr>
+            <w:tcW w:type="dxa" w:w="2160"/>
+            <w:tcMar>
+              <w:top w:w="20" w:type="dxa"/>
+              <w:bottom w:w="20" w:type="dxa"/>
+              <w:left w:w="35" w:type="dxa"/>
+              <w:right w:w="35" w:type="dxa"/>
+            </w:tcMar>
+            <w:shd w:fill="F0F4F8"/>
+          </w:tcPr>
+          <w:p>
+            <w:pPr>
+              <w:jc w:val="center"/>
+            </w:pPr>
+            <w:r>
+              <w:rPr>
+                <w:sz w:val="15"/>
+              </w:rPr>
+              <w:t>73.67 Net</w:t>
+            </w:r>
+          </w:p>
+        </w:tc>
+        <w:tc>
+          <w:tcPr>
+            <w:tcW w:type="dxa" w:w="2160"/>
+            <w:tcMar>
+              <w:top w:w="20" w:type="dxa"/>
+              <w:bottom w:w="20" w:type="dxa"/>
+              <w:left w:w="35" w:type="dxa"/>
+              <w:right w:w="35" w:type="dxa"/>
+            </w:tcMar>
+            <w:shd w:fill="F0F4F8"/>
+          </w:tcPr>
+          <w:p>
+            <w:pPr>
+              <w:jc w:val="center"/>
+            </w:pPr>
+            <w:r>
+              <w:rPr>
+                <w:sz w:val="15"/>
+              </w:rPr>
+              <w:t>68.68 Net</w:t>
+            </w:r>
+          </w:p>
+        </w:tc>
+        <w:tc>
+          <w:tcPr>
+            <w:tcW w:type="dxa" w:w="2160"/>
+            <w:tcMar>
+              <w:top w:w="20" w:type="dxa"/>
+              <w:bottom w:w="20" w:type="dxa"/>
+              <w:left w:w="35" w:type="dxa"/>
+              <w:right w:w="35" w:type="dxa"/>
+            </w:tcMar>
+            <w:shd w:fill="FDEDEC"/>
+          </w:tcPr>
+          <w:p>
+            <w:pPr>
+              <w:jc w:val="center"/>
+            </w:pPr>
+            <w:r>
+              <w:rPr>
+                <w:b/>
+                <w:sz w:val="15"/>
+              </w:rPr>
+              <w:t>-4.99 Net</w:t>
+            </w:r>
+          </w:p>
+        </w:tc>
+        <w:tc>
+          <w:tcPr>
+            <w:tcW w:type="dxa" w:w="2160"/>
+            <w:tcMar>
+              <w:top w:w="20" w:type="dxa"/>
+              <w:bottom w:w="20" w:type="dxa"/>
+              <w:left w:w="35" w:type="dxa"/>
+              <w:right w:w="35" w:type="dxa"/>
+            </w:tcMar>
+            <w:shd w:fill="F0F4F8"/>
+          </w:tcPr>
+          <w:p>
+            <w:pPr>
+              <w:jc w:val="center"/>
+            </w:pPr>
+            <w:r>
+              <w:rPr>
+                <w:sz w:val="15"/>
+              </w:rPr>
+              <w:t>⚠️ Hafif Düşüş</w:t>
+            </w:r>
+          </w:p>
+        </w:tc>
+      </w:tr>
+      <w:tr>
+        <w:tc>
+          <w:tcPr>
+            <w:tcW w:type="dxa" w:w="2160"/>
+            <w:tcMar>
+              <w:top w:w="20" w:type="dxa"/>
+              <w:bottom w:w="20" w:type="dxa"/>
+              <w:left w:w="35" w:type="dxa"/>
+              <w:right w:w="35" w:type="dxa"/>
+            </w:tcMar>
+          </w:tcPr>
+          <w:p>
+            <w:pPr>
+              <w:jc w:val="left"/>
+            </w:pPr>
+            <w:r>
+              <w:rPr>
+                <w:sz w:val="15"/>
+              </w:rPr>
+              <w:t>LGS Puanı</w:t>
+            </w:r>
+          </w:p>
+        </w:tc>
+        <w:tc>
+          <w:tcPr>
+            <w:tcW w:type="dxa" w:w="2160"/>
+            <w:tcMar>
+              <w:top w:w="20" w:type="dxa"/>
+              <w:bottom w:w="20" w:type="dxa"/>
+              <w:left w:w="35" w:type="dxa"/>
+              <w:right w:w="35" w:type="dxa"/>
+            </w:tcMar>
+          </w:tcPr>
+          <w:p>
+            <w:pPr>
+              <w:jc w:val="center"/>
+            </w:pPr>
+            <w:r>
+              <w:rPr>
+                <w:sz w:val="15"/>
+              </w:rPr>
+              <w:t>433.71 Puan</w:t>
+            </w:r>
+          </w:p>
+        </w:tc>
+        <w:tc>
+          <w:tcPr>
+            <w:tcW w:type="dxa" w:w="2160"/>
+            <w:tcMar>
+              <w:top w:w="20" w:type="dxa"/>
+              <w:bottom w:w="20" w:type="dxa"/>
+              <w:left w:w="35" w:type="dxa"/>
+              <w:right w:w="35" w:type="dxa"/>
+            </w:tcMar>
+          </w:tcPr>
+          <w:p>
+            <w:pPr>
+              <w:jc w:val="center"/>
+            </w:pPr>
+            <w:r>
+              <w:rPr>
+                <w:sz w:val="15"/>
+              </w:rPr>
+              <w:t>415.15 Puan</w:t>
+            </w:r>
+          </w:p>
+        </w:tc>
+        <w:tc>
+          <w:tcPr>
+            <w:tcW w:type="dxa" w:w="2160"/>
+            <w:tcMar>
+              <w:top w:w="20" w:type="dxa"/>
+              <w:bottom w:w="20" w:type="dxa"/>
+              <w:left w:w="35" w:type="dxa"/>
+              <w:right w:w="35" w:type="dxa"/>
+            </w:tcMar>
+            <w:shd w:fill="FDEDEC"/>
+          </w:tcPr>
+          <w:p>
+            <w:pPr>
+              <w:jc w:val="center"/>
+            </w:pPr>
+            <w:r>
+              <w:rPr>
+                <w:b/>
+                <w:sz w:val="15"/>
+              </w:rPr>
+              <w:t>-18.56 Puan</w:t>
+            </w:r>
+          </w:p>
+        </w:tc>
+        <w:tc>
+          <w:tcPr>
+            <w:tcW w:type="dxa" w:w="2160"/>
+            <w:tcMar>
+              <w:top w:w="20" w:type="dxa"/>
+              <w:bottom w:w="20" w:type="dxa"/>
+              <w:left w:w="35" w:type="dxa"/>
+              <w:right w:w="35" w:type="dxa"/>
+            </w:tcMar>
+          </w:tcPr>
+          <w:p>
+            <w:pPr>
+              <w:jc w:val="center"/>
+            </w:pPr>
+            <w:r>
+              <w:rPr>
+                <w:sz w:val="15"/>
+              </w:rPr>
+              <w:t>Puan Kaybı</w:t>
+            </w:r>
+          </w:p>
+        </w:tc>
+      </w:tr>
+      <w:tr>
+        <w:tc>
+          <w:tcPr>
+            <w:tcW w:type="dxa" w:w="2160"/>
+            <w:tcMar>
+              <w:top w:w="20" w:type="dxa"/>
+              <w:bottom w:w="20" w:type="dxa"/>
+              <w:left w:w="35" w:type="dxa"/>
+              <w:right w:w="35" w:type="dxa"/>
+            </w:tcMar>
+          </w:tcPr>
+          <w:p>
+            <w:pPr>
+              <w:jc w:val="left"/>
+            </w:pPr>
+            <w:r>
+              <w:rPr>
+                <w:sz w:val="15"/>
+              </w:rPr>
+              <w:t>Sınıf Derecesi</w:t>
+            </w:r>
+          </w:p>
+        </w:tc>
+        <w:tc>
+          <w:tcPr>
+            <w:tcW w:type="dxa" w:w="2160"/>
+            <w:tcMar>
+              <w:top w:w="20" w:type="dxa"/>
+              <w:bottom w:w="20" w:type="dxa"/>
+              <w:left w:w="35" w:type="dxa"/>
+              <w:right w:w="35" w:type="dxa"/>
+            </w:tcMar>
+          </w:tcPr>
+          <w:p>
+            <w:pPr>
+              <w:jc w:val="center"/>
+            </w:pPr>
+            <w:r>
+              <w:rPr>
+                <w:sz w:val="15"/>
+              </w:rPr>
+              <w:t>3. Sıra / 27</w:t>
+            </w:r>
+          </w:p>
+        </w:tc>
+        <w:tc>
+          <w:tcPr>
+            <w:tcW w:type="dxa" w:w="2160"/>
+            <w:tcMar>
+              <w:top w:w="20" w:type="dxa"/>
+              <w:bottom w:w="20" w:type="dxa"/>
+              <w:left w:w="35" w:type="dxa"/>
+              <w:right w:w="35" w:type="dxa"/>
+            </w:tcMar>
+          </w:tcPr>
+          <w:p>
+            <w:pPr>
+              <w:jc w:val="center"/>
+            </w:pPr>
+            <w:r>
+              <w:rPr>
+                <w:sz w:val="15"/>
+              </w:rPr>
+              <w:t>6. Sıra / 28</w:t>
+            </w:r>
+          </w:p>
+        </w:tc>
+        <w:tc>
+          <w:tcPr>
+            <w:tcW w:type="dxa" w:w="2160"/>
+            <w:tcMar>
+              <w:top w:w="20" w:type="dxa"/>
+              <w:bottom w:w="20" w:type="dxa"/>
+              <w:left w:w="35" w:type="dxa"/>
+              <w:right w:w="35" w:type="dxa"/>
+            </w:tcMar>
+            <w:shd w:fill="FDEDEC"/>
+          </w:tcPr>
+          <w:p>
+            <w:pPr>
+              <w:jc w:val="center"/>
+            </w:pPr>
+            <w:r>
+              <w:rPr>
+                <w:b/>
+                <w:sz w:val="15"/>
+              </w:rPr>
+              <w:t>-3 Sıra Geriledi</w:t>
+            </w:r>
+          </w:p>
+        </w:tc>
+        <w:tc>
+          <w:tcPr>
+            <w:tcW w:type="dxa" w:w="2160"/>
+            <w:tcMar>
+              <w:top w:w="20" w:type="dxa"/>
+              <w:bottom w:w="20" w:type="dxa"/>
+              <w:left w:w="35" w:type="dxa"/>
+              <w:right w:w="35" w:type="dxa"/>
+            </w:tcMar>
+          </w:tcPr>
+          <w:p>
+            <w:pPr>
+              <w:jc w:val="center"/>
+            </w:pPr>
+            <w:r>
+              <w:rPr>
+                <w:sz w:val="15"/>
+              </w:rPr>
+              <w:t>Sınıf İçi Başarı</w:t>
+            </w:r>
+          </w:p>
+        </w:tc>
+      </w:tr>
+      <w:tr>
+        <w:tc>
+          <w:tcPr>
+            <w:tcW w:type="dxa" w:w="2160"/>
+            <w:tcMar>
+              <w:top w:w="20" w:type="dxa"/>
+              <w:bottom w:w="20" w:type="dxa"/>
+              <w:left w:w="35" w:type="dxa"/>
+              <w:right w:w="35" w:type="dxa"/>
+            </w:tcMar>
+          </w:tcPr>
+          <w:p>
+            <w:pPr>
+              <w:jc w:val="left"/>
+            </w:pPr>
+            <w:r>
+              <w:rPr>
+                <w:sz w:val="15"/>
+              </w:rPr>
+              <w:t>Okul Derecesi</w:t>
+            </w:r>
+          </w:p>
+        </w:tc>
+        <w:tc>
+          <w:tcPr>
+            <w:tcW w:type="dxa" w:w="2160"/>
+            <w:tcMar>
+              <w:top w:w="20" w:type="dxa"/>
+              <w:bottom w:w="20" w:type="dxa"/>
+              <w:left w:w="35" w:type="dxa"/>
+              <w:right w:w="35" w:type="dxa"/>
+            </w:tcMar>
+          </w:tcPr>
+          <w:p>
+            <w:pPr>
+              <w:jc w:val="center"/>
+            </w:pPr>
+            <w:r>
+              <w:rPr>
+                <w:sz w:val="15"/>
+              </w:rPr>
+              <w:t>10. Sıra / 110</w:t>
+            </w:r>
+          </w:p>
+        </w:tc>
+        <w:tc>
+          <w:tcPr>
+            <w:tcW w:type="dxa" w:w="2160"/>
+            <w:tcMar>
+              <w:top w:w="20" w:type="dxa"/>
+              <w:bottom w:w="20" w:type="dxa"/>
+              <w:left w:w="35" w:type="dxa"/>
+              <w:right w:w="35" w:type="dxa"/>
+            </w:tcMar>
+          </w:tcPr>
+          <w:p>
+            <w:pPr>
+              <w:jc w:val="center"/>
+            </w:pPr>
+            <w:r>
+              <w:rPr>
+                <w:sz w:val="15"/>
+              </w:rPr>
+              <w:t>13. Sıra / 56</w:t>
+            </w:r>
+          </w:p>
+        </w:tc>
+        <w:tc>
+          <w:tcPr>
+            <w:tcW w:type="dxa" w:w="2160"/>
+            <w:tcMar>
+              <w:top w:w="20" w:type="dxa"/>
+              <w:bottom w:w="20" w:type="dxa"/>
+              <w:left w:w="35" w:type="dxa"/>
+              <w:right w:w="35" w:type="dxa"/>
+            </w:tcMar>
+            <w:shd w:fill="FDEDEC"/>
+          </w:tcPr>
+          <w:p>
+            <w:pPr>
+              <w:jc w:val="center"/>
+            </w:pPr>
+            <w:r>
+              <w:rPr>
+                <w:b/>
+                <w:sz w:val="15"/>
+              </w:rPr>
+              <w:t>-3 Sıra Geriledi</w:t>
+            </w:r>
+          </w:p>
+        </w:tc>
+        <w:tc>
+          <w:tcPr>
+            <w:tcW w:type="dxa" w:w="2160"/>
+            <w:tcMar>
+              <w:top w:w="20" w:type="dxa"/>
+              <w:bottom w:w="20" w:type="dxa"/>
+              <w:left w:w="35" w:type="dxa"/>
+              <w:right w:w="35" w:type="dxa"/>
+            </w:tcMar>
+          </w:tcPr>
+          <w:p>
+            <w:pPr>
+              <w:jc w:val="center"/>
+            </w:pPr>
+            <w:r>
+              <w:rPr>
+                <w:sz w:val="15"/>
+              </w:rPr>
+              <w:t>Okul İçi Başarı</w:t>
             </w:r>
           </w:p>
         </w:tc>
@@ -1535,9 +2157,567 @@
         <w:rPr>
           <w:b/>
           <w:color w:val="006666"/>
+          <w:sz w:val="16"/>
+        </w:rPr>
+        <w:t>Branş Bazlı Net Değişim Tablosu:</w:t>
+      </w:r>
+    </w:p>
+    <w:tbl>
+      <w:tblPr>
+        <w:tblW w:type="auto" w:w="0"/>
+        <w:jc w:val="center"/>
+        <w:tblLook w:firstColumn="1" w:firstRow="1" w:lastColumn="0" w:lastRow="0" w:noHBand="0" w:noVBand="1" w:val="04A0"/>
+        <w:tblBorders>
+          <w:top w:val="single" w:sz="4" w:space="0" w:color="B0C4DE"/>
+          <w:left w:val="single" w:sz="4" w:space="0" w:color="B0C4DE"/>
+          <w:bottom w:val="single" w:sz="4" w:space="0" w:color="B0C4DE"/>
+          <w:right w:val="single" w:sz="4" w:space="0" w:color="B0C4DE"/>
+          <w:insideH w:val="single" w:sz="4" w:space="0" w:color="B0C4DE"/>
+          <w:insideV w:val="single" w:sz="4" w:space="0" w:color="B0C4DE"/>
+        </w:tblBorders>
+      </w:tblPr>
+      <w:tblGrid>
+        <w:gridCol w:w="1543"/>
+        <w:gridCol w:w="1543"/>
+        <w:gridCol w:w="1543"/>
+        <w:gridCol w:w="1543"/>
+        <w:gridCol w:w="1543"/>
+        <w:gridCol w:w="1543"/>
+        <w:gridCol w:w="1543"/>
+      </w:tblGrid>
+      <w:tr>
+        <w:tc>
+          <w:tcPr>
+            <w:tcW w:type="dxa" w:w="1543"/>
+            <w:shd w:fill="1F497D"/>
+            <w:tcMar>
+              <w:top w:w="20" w:type="dxa"/>
+              <w:bottom w:w="20" w:type="dxa"/>
+              <w:left w:w="30" w:type="dxa"/>
+              <w:right w:w="30" w:type="dxa"/>
+            </w:tcMar>
+          </w:tcPr>
+          <w:p>
+            <w:pPr>
+              <w:jc w:val="center"/>
+            </w:pPr>
+            <w:r>
+              <w:rPr>
+                <w:b/>
+                <w:color w:val="FFFFFF"/>
+                <w:sz w:val="15"/>
+              </w:rPr>
+              <w:t>Deneme Sınavı</w:t>
+            </w:r>
+          </w:p>
+        </w:tc>
+        <w:tc>
+          <w:tcPr>
+            <w:tcW w:type="dxa" w:w="1543"/>
+            <w:shd w:fill="1F497D"/>
+            <w:tcMar>
+              <w:top w:w="20" w:type="dxa"/>
+              <w:bottom w:w="20" w:type="dxa"/>
+              <w:left w:w="30" w:type="dxa"/>
+              <w:right w:w="30" w:type="dxa"/>
+            </w:tcMar>
+          </w:tcPr>
+          <w:p>
+            <w:pPr>
+              <w:jc w:val="center"/>
+            </w:pPr>
+            <w:r>
+              <w:rPr>
+                <w:b/>
+                <w:color w:val="FFFFFF"/>
+                <w:sz w:val="15"/>
+              </w:rPr>
+              <w:t>Türkçe</w:t>
+            </w:r>
+          </w:p>
+        </w:tc>
+        <w:tc>
+          <w:tcPr>
+            <w:tcW w:type="dxa" w:w="1543"/>
+            <w:shd w:fill="1F497D"/>
+            <w:tcMar>
+              <w:top w:w="20" w:type="dxa"/>
+              <w:bottom w:w="20" w:type="dxa"/>
+              <w:left w:w="30" w:type="dxa"/>
+              <w:right w:w="30" w:type="dxa"/>
+            </w:tcMar>
+          </w:tcPr>
+          <w:p>
+            <w:pPr>
+              <w:jc w:val="center"/>
+            </w:pPr>
+            <w:r>
+              <w:rPr>
+                <w:b/>
+                <w:color w:val="FFFFFF"/>
+                <w:sz w:val="15"/>
+              </w:rPr>
+              <w:t>İnkılap</w:t>
+            </w:r>
+          </w:p>
+        </w:tc>
+        <w:tc>
+          <w:tcPr>
+            <w:tcW w:type="dxa" w:w="1543"/>
+            <w:shd w:fill="1F497D"/>
+            <w:tcMar>
+              <w:top w:w="20" w:type="dxa"/>
+              <w:bottom w:w="20" w:type="dxa"/>
+              <w:left w:w="30" w:type="dxa"/>
+              <w:right w:w="30" w:type="dxa"/>
+            </w:tcMar>
+          </w:tcPr>
+          <w:p>
+            <w:pPr>
+              <w:jc w:val="center"/>
+            </w:pPr>
+            <w:r>
+              <w:rPr>
+                <w:b/>
+                <w:color w:val="FFFFFF"/>
+                <w:sz w:val="15"/>
+              </w:rPr>
+              <w:t>Din Kül.</w:t>
+            </w:r>
+          </w:p>
+        </w:tc>
+        <w:tc>
+          <w:tcPr>
+            <w:tcW w:type="dxa" w:w="1543"/>
+            <w:shd w:fill="1F497D"/>
+            <w:tcMar>
+              <w:top w:w="20" w:type="dxa"/>
+              <w:bottom w:w="20" w:type="dxa"/>
+              <w:left w:w="30" w:type="dxa"/>
+              <w:right w:w="30" w:type="dxa"/>
+            </w:tcMar>
+          </w:tcPr>
+          <w:p>
+            <w:pPr>
+              <w:jc w:val="center"/>
+            </w:pPr>
+            <w:r>
+              <w:rPr>
+                <w:b/>
+                <w:color w:val="FFFFFF"/>
+                <w:sz w:val="15"/>
+              </w:rPr>
+              <w:t>İngilizce</w:t>
+            </w:r>
+          </w:p>
+        </w:tc>
+        <w:tc>
+          <w:tcPr>
+            <w:tcW w:type="dxa" w:w="1543"/>
+            <w:shd w:fill="1F497D"/>
+            <w:tcMar>
+              <w:top w:w="20" w:type="dxa"/>
+              <w:bottom w:w="20" w:type="dxa"/>
+              <w:left w:w="30" w:type="dxa"/>
+              <w:right w:w="30" w:type="dxa"/>
+            </w:tcMar>
+          </w:tcPr>
+          <w:p>
+            <w:pPr>
+              <w:jc w:val="center"/>
+            </w:pPr>
+            <w:r>
+              <w:rPr>
+                <w:b/>
+                <w:color w:val="FFFFFF"/>
+                <w:sz w:val="15"/>
+              </w:rPr>
+              <w:t>Matematik</w:t>
+            </w:r>
+          </w:p>
+        </w:tc>
+        <w:tc>
+          <w:tcPr>
+            <w:tcW w:type="dxa" w:w="1543"/>
+            <w:shd w:fill="1F497D"/>
+            <w:tcMar>
+              <w:top w:w="20" w:type="dxa"/>
+              <w:bottom w:w="20" w:type="dxa"/>
+              <w:left w:w="30" w:type="dxa"/>
+              <w:right w:w="30" w:type="dxa"/>
+            </w:tcMar>
+          </w:tcPr>
+          <w:p>
+            <w:pPr>
+              <w:jc w:val="center"/>
+            </w:pPr>
+            <w:r>
+              <w:rPr>
+                <w:b/>
+                <w:color w:val="FFFFFF"/>
+                <w:sz w:val="15"/>
+              </w:rPr>
+              <w:t>Fen Bil.</w:t>
+            </w:r>
+          </w:p>
+        </w:tc>
+      </w:tr>
+      <w:tr>
+        <w:tc>
+          <w:tcPr>
+            <w:tcW w:type="dxa" w:w="1543"/>
+            <w:tcMar>
+              <w:top w:w="15" w:type="dxa"/>
+              <w:bottom w:w="15" w:type="dxa"/>
+              <w:left w:w="25" w:type="dxa"/>
+              <w:right w:w="25" w:type="dxa"/>
+            </w:tcMar>
+          </w:tcPr>
+          <w:p>
+            <w:pPr>
+              <w:jc w:val="center"/>
+            </w:pPr>
+            <w:r>
+              <w:rPr>
+                <w:sz w:val="15"/>
+              </w:rPr>
+              <w:t>1. PARAF LGS 1</w:t>
+            </w:r>
+          </w:p>
+        </w:tc>
+        <w:tc>
+          <w:tcPr>
+            <w:tcW w:type="dxa" w:w="1543"/>
+            <w:tcMar>
+              <w:top w:w="15" w:type="dxa"/>
+              <w:bottom w:w="15" w:type="dxa"/>
+              <w:left w:w="25" w:type="dxa"/>
+              <w:right w:w="25" w:type="dxa"/>
+            </w:tcMar>
+          </w:tcPr>
+          <w:p>
+            <w:pPr>
+              <w:jc w:val="center"/>
+            </w:pPr>
+            <w:r>
+              <w:rPr>
+                <w:sz w:val="15"/>
+              </w:rPr>
+              <w:t>13.33</w:t>
+            </w:r>
+          </w:p>
+        </w:tc>
+        <w:tc>
+          <w:tcPr>
+            <w:tcW w:type="dxa" w:w="1543"/>
+            <w:tcMar>
+              <w:top w:w="15" w:type="dxa"/>
+              <w:bottom w:w="15" w:type="dxa"/>
+              <w:left w:w="25" w:type="dxa"/>
+              <w:right w:w="25" w:type="dxa"/>
+            </w:tcMar>
+          </w:tcPr>
+          <w:p>
+            <w:pPr>
+              <w:jc w:val="center"/>
+            </w:pPr>
+            <w:r>
+              <w:rPr>
+                <w:sz w:val="15"/>
+              </w:rPr>
+              <w:t>10.00</w:t>
+            </w:r>
+          </w:p>
+        </w:tc>
+        <w:tc>
+          <w:tcPr>
+            <w:tcW w:type="dxa" w:w="1543"/>
+            <w:tcMar>
+              <w:top w:w="15" w:type="dxa"/>
+              <w:bottom w:w="15" w:type="dxa"/>
+              <w:left w:w="25" w:type="dxa"/>
+              <w:right w:w="25" w:type="dxa"/>
+            </w:tcMar>
+          </w:tcPr>
+          <w:p>
+            <w:pPr>
+              <w:jc w:val="center"/>
+            </w:pPr>
+            <w:r>
+              <w:rPr>
+                <w:sz w:val="15"/>
+              </w:rPr>
+              <w:t>8.67</w:t>
+            </w:r>
+          </w:p>
+        </w:tc>
+        <w:tc>
+          <w:tcPr>
+            <w:tcW w:type="dxa" w:w="1543"/>
+            <w:tcMar>
+              <w:top w:w="15" w:type="dxa"/>
+              <w:bottom w:w="15" w:type="dxa"/>
+              <w:left w:w="25" w:type="dxa"/>
+              <w:right w:w="25" w:type="dxa"/>
+            </w:tcMar>
+          </w:tcPr>
+          <w:p>
+            <w:pPr>
+              <w:jc w:val="center"/>
+            </w:pPr>
+            <w:r>
+              <w:rPr>
+                <w:sz w:val="15"/>
+              </w:rPr>
+              <w:t>8.67</w:t>
+            </w:r>
+          </w:p>
+        </w:tc>
+        <w:tc>
+          <w:tcPr>
+            <w:tcW w:type="dxa" w:w="1543"/>
+            <w:tcMar>
+              <w:top w:w="15" w:type="dxa"/>
+              <w:bottom w:w="15" w:type="dxa"/>
+              <w:left w:w="25" w:type="dxa"/>
+              <w:right w:w="25" w:type="dxa"/>
+            </w:tcMar>
+          </w:tcPr>
+          <w:p>
+            <w:pPr>
+              <w:jc w:val="center"/>
+            </w:pPr>
+            <w:r>
+              <w:rPr>
+                <w:sz w:val="15"/>
+              </w:rPr>
+              <w:t>15.67</w:t>
+            </w:r>
+          </w:p>
+        </w:tc>
+        <w:tc>
+          <w:tcPr>
+            <w:tcW w:type="dxa" w:w="1543"/>
+            <w:tcMar>
+              <w:top w:w="15" w:type="dxa"/>
+              <w:bottom w:w="15" w:type="dxa"/>
+              <w:left w:w="25" w:type="dxa"/>
+              <w:right w:w="25" w:type="dxa"/>
+            </w:tcMar>
+          </w:tcPr>
+          <w:p>
+            <w:pPr>
+              <w:jc w:val="center"/>
+            </w:pPr>
+            <w:r>
+              <w:rPr>
+                <w:sz w:val="15"/>
+              </w:rPr>
+              <w:t>17.33</w:t>
+            </w:r>
+          </w:p>
+        </w:tc>
+      </w:tr>
+      <w:tr>
+        <w:tc>
+          <w:tcPr>
+            <w:tcW w:type="dxa" w:w="1543"/>
+            <w:tcMar>
+              <w:top w:w="15" w:type="dxa"/>
+              <w:bottom w:w="15" w:type="dxa"/>
+              <w:left w:w="25" w:type="dxa"/>
+              <w:right w:w="25" w:type="dxa"/>
+            </w:tcMar>
+          </w:tcPr>
+          <w:p>
+            <w:pPr>
+              <w:jc w:val="center"/>
+            </w:pPr>
+            <w:r>
+              <w:rPr>
+                <w:b/>
+                <w:sz w:val="15"/>
+              </w:rPr>
+              <w:t>Net Farkı (+/-)</w:t>
+            </w:r>
+          </w:p>
+        </w:tc>
+        <w:tc>
+          <w:tcPr>
+            <w:tcW w:type="dxa" w:w="1543"/>
+            <w:tcMar>
+              <w:top w:w="15" w:type="dxa"/>
+              <w:bottom w:w="15" w:type="dxa"/>
+              <w:left w:w="25" w:type="dxa"/>
+              <w:right w:w="25" w:type="dxa"/>
+            </w:tcMar>
+            <w:shd w:fill="E8F8F5"/>
+          </w:tcPr>
+          <w:p>
+            <w:pPr>
+              <w:jc w:val="center"/>
+            </w:pPr>
+            <w:r>
+              <w:rPr>
+                <w:b/>
+                <w:sz w:val="15"/>
+              </w:rPr>
+              <w:t>+4.00</w:t>
+            </w:r>
+          </w:p>
+        </w:tc>
+        <w:tc>
+          <w:tcPr>
+            <w:tcW w:type="dxa" w:w="1543"/>
+            <w:tcMar>
+              <w:top w:w="15" w:type="dxa"/>
+              <w:bottom w:w="15" w:type="dxa"/>
+              <w:left w:w="25" w:type="dxa"/>
+              <w:right w:w="25" w:type="dxa"/>
+            </w:tcMar>
+            <w:shd w:fill="FDEDEC"/>
+          </w:tcPr>
+          <w:p>
+            <w:pPr>
+              <w:jc w:val="center"/>
+            </w:pPr>
+            <w:r>
+              <w:rPr>
+                <w:b/>
+                <w:sz w:val="15"/>
+              </w:rPr>
+              <w:t>-1.33</w:t>
+            </w:r>
+          </w:p>
+        </w:tc>
+        <w:tc>
+          <w:tcPr>
+            <w:tcW w:type="dxa" w:w="1543"/>
+            <w:tcMar>
+              <w:top w:w="15" w:type="dxa"/>
+              <w:bottom w:w="15" w:type="dxa"/>
+              <w:left w:w="25" w:type="dxa"/>
+              <w:right w:w="25" w:type="dxa"/>
+            </w:tcMar>
+          </w:tcPr>
+          <w:p>
+            <w:pPr>
+              <w:jc w:val="center"/>
+            </w:pPr>
+            <w:r>
+              <w:rPr>
+                <w:b/>
+                <w:sz w:val="15"/>
+              </w:rPr>
+              <w:t>+0.00</w:t>
+            </w:r>
+          </w:p>
+        </w:tc>
+        <w:tc>
+          <w:tcPr>
+            <w:tcW w:type="dxa" w:w="1543"/>
+            <w:tcMar>
+              <w:top w:w="15" w:type="dxa"/>
+              <w:bottom w:w="15" w:type="dxa"/>
+              <w:left w:w="25" w:type="dxa"/>
+              <w:right w:w="25" w:type="dxa"/>
+            </w:tcMar>
+          </w:tcPr>
+          <w:p>
+            <w:pPr>
+              <w:jc w:val="center"/>
+            </w:pPr>
+            <w:r>
+              <w:rPr>
+                <w:b/>
+                <w:sz w:val="15"/>
+              </w:rPr>
+              <w:t>+0.00</w:t>
+            </w:r>
+          </w:p>
+        </w:tc>
+        <w:tc>
+          <w:tcPr>
+            <w:tcW w:type="dxa" w:w="1543"/>
+            <w:tcMar>
+              <w:top w:w="15" w:type="dxa"/>
+              <w:bottom w:w="15" w:type="dxa"/>
+              <w:left w:w="25" w:type="dxa"/>
+              <w:right w:w="25" w:type="dxa"/>
+            </w:tcMar>
+            <w:shd w:fill="FDEDEC"/>
+          </w:tcPr>
+          <w:p>
+            <w:pPr>
+              <w:jc w:val="center"/>
+            </w:pPr>
+            <w:r>
+              <w:rPr>
+                <w:b/>
+                <w:sz w:val="15"/>
+              </w:rPr>
+              <w:t>-5.00</w:t>
+            </w:r>
+          </w:p>
+        </w:tc>
+        <w:tc>
+          <w:tcPr>
+            <w:tcW w:type="dxa" w:w="1543"/>
+            <w:tcMar>
+              <w:top w:w="15" w:type="dxa"/>
+              <w:bottom w:w="15" w:type="dxa"/>
+              <w:left w:w="25" w:type="dxa"/>
+              <w:right w:w="25" w:type="dxa"/>
+            </w:tcMar>
+            <w:shd w:fill="FDEDEC"/>
+          </w:tcPr>
+          <w:p>
+            <w:pPr>
+              <w:jc w:val="center"/>
+            </w:pPr>
+            <w:r>
+              <w:rPr>
+                <w:b/>
+                <w:sz w:val="15"/>
+              </w:rPr>
+              <w:t>-2.66</w:t>
+            </w:r>
+          </w:p>
+        </w:tc>
+      </w:tr>
+    </w:tbl>
+    <w:p>
+      <w:pPr>
+        <w:spacing w:before="40" w:after="40"/>
+      </w:pPr>
+      <w:r>
+        <w:rPr>
+          <w:b/>
+          <w:color w:val="0E6655"/>
+          <w:sz w:val="16"/>
+        </w:rPr>
+        <w:t xml:space="preserve">⭐ En Yüksek Artış: Türkçe (+4.00 Net)  |  </w:t>
+      </w:r>
+      <w:r>
+        <w:rPr>
+          <w:b/>
+          <w:color w:val="B41414"/>
+          <w:sz w:val="16"/>
+        </w:rPr>
+        <w:t>⚠️ Takip / Müdahale Alanı: Matematik (-5.00 Net)</w:t>
+      </w:r>
+    </w:p>
+    <w:p>
+      <w:pPr>
+        <w:spacing w:before="60" w:after="20"/>
+      </w:pPr>
+      <w:r>
+        <w:rPr>
+          <w:b/>
+          <w:color w:val="006666"/>
           <w:sz w:val="18"/>
         </w:rPr>
-        <w:t>1. GENEL KAZANIM BAŞARI VE EKSİK ENVANTERİ</w:t>
+        <w:t>2. GENEL KAZANIM BAŞARI VE EKSİK ENVANTERİ</w:t>
       </w:r>
     </w:p>
     <w:p>
@@ -1557,7 +2737,7 @@
           <w:color w:val="B41414"/>
           <w:sz w:val="16"/>
         </w:rPr>
-        <w:t>Türkçe: Öznel ve Nesnel Anlatımlı Cümleler, Türkçe: Deyimler, Türkçe: Sebep-Sonuç, Amaç-Sonuç Cümleleri, Türkçe: Büyük Harflerin Kullanıldığı Yerler</w:t>
+        <w:t>Türkçe: Paragrafta Konu ve Başlık, Fen Bilimleri: DNA'nı Eşlenmesi</w:t>
       </w:r>
     </w:p>
     <w:p>
@@ -1576,7 +2756,7 @@
         <w:rPr>
           <w:sz w:val="16"/>
         </w:rPr>
-        <w:t>Kritik eksik kazanım tespit edilmedi.</w:t>
+        <w:t>Fen Bilimleri: DNA ve Yapısı (%33)</w:t>
       </w:r>
     </w:p>
     <w:p>
@@ -1596,7 +2776,7 @@
           <w:color w:val="0E6655"/>
           <w:sz w:val="16"/>
         </w:rPr>
-        <w:t>28 adet kazanımda %100 tam başarı sağlandı.</w:t>
+        <w:t>20 adet kazanımda %100 tam başarı sağlandı.</w:t>
       </w:r>
     </w:p>
     <w:p>
@@ -1609,7 +2789,7 @@
           <w:color w:val="1F497D"/>
           <w:sz w:val="18"/>
         </w:rPr>
-        <w:t>2. TÜM DERSLER İÇİN KİŞİSELLEŞTİRİLMİŞ BRANŞ GELİŞİM REÇETELERİ</w:t>
+        <w:t>3. TÜM DERSLER İÇİN KİŞİSELLEŞTİRİLMİŞ BRANŞ GELİŞİM REÇETELERİ</w:t>
       </w:r>
     </w:p>
     <w:tbl>
@@ -1659,7 +2839,7 @@
                 <w:color w:val="3C3C3C"/>
                 <w:sz w:val="15"/>
               </w:rPr>
-              <w:t>[Net: 17.33 | D: 18 | Y: 2 | B: 0 | Başarı: %86.6]</w:t>
+              <w:t>[Net: 14.67 | D: 16 | Y: 4 | B: 0 | Başarı: %73.4]</w:t>
             </w:r>
           </w:p>
         </w:tc>
@@ -1691,7 +2871,26 @@
               <w:rPr>
                 <w:sz w:val="15"/>
               </w:rPr>
-              <w:t>Mevsimlerin Oluşumu: %85.7 | İklim ve Hava Hareketleri: %100.0</w:t>
+              <w:t>Mevsimlerin Oluşumu: %90.0 | DNA ve Genetik Kod: %100.0 | İklim ve Hava Olayları: %100.0 | DNA ve Yapısı: %33.3 | DNA'nı Eşlenmesi: %0.0</w:t>
+            </w:r>
+          </w:p>
+          <w:p>
+            <w:pPr>
+              <w:spacing w:after="20"/>
+            </w:pPr>
+            <w:r>
+              <w:rPr>
+                <w:b/>
+                <w:color w:val="B41414"/>
+                <w:sz w:val="15"/>
+              </w:rPr>
+              <w:t xml:space="preserve">🔴 Sıfır Çekilen Kazanımlar (%0): </w:t>
+            </w:r>
+            <w:r>
+              <w:rPr>
+                <w:sz w:val="15"/>
+              </w:rPr>
+              <w:t>DNA'nı Eşlenmesi</w:t>
             </w:r>
           </w:p>
           <w:p>
@@ -1710,7 +2909,7 @@
               <w:rPr>
                 <w:sz w:val="15"/>
               </w:rPr>
-              <w:t>Mevsimlerin Oluşumu (%86)</w:t>
+              <w:t>Mevsimlerin Oluşumu (%90), DNA ve Yapısı (%33)</w:t>
             </w:r>
           </w:p>
           <w:p>
@@ -1729,7 +2928,7 @@
               <w:rPr>
                 <w:sz w:val="15"/>
               </w:rPr>
-              <w:t>Fen Bilimleri netin: 17.33 (18 Doğru, 2 Yanlış, 0 Boş). Kavramsal kavrayışın ve deney yorumlama becerin çok yüksek. Tek hata yaptığın 'Mevsimlerin Oluşumu'ndaki (%86) eksen eğikliği ve Güneş ışınlarının geliş açısı grafiklerini pekiştirerek 20'de 20 full hedefini yakalayabilirsin.</w:t>
+              <w:t>Fen Bilimleri netin: 14.67 (16 Doğru, 4 Yanlış, 0 Boş). Sağlam bir altyapın var ancak 4 yanlış netini aşağı çekmiş. Deney sorularında bağımsız değişkeni kenara yaz; haftalık 45 fen sorusu çöz.</w:t>
             </w:r>
           </w:p>
           <w:p>
@@ -1742,20 +2941,20 @@
                 <w:color w:val="C0392B"/>
                 <w:sz w:val="15"/>
               </w:rPr>
-              <w:t xml:space="preserve">📺 Önerilen YouTube Desteği (İleri Düzey (Şampiyon)): </w:t>
+              <w:t xml:space="preserve">📺 Önerilen YouTube Desteği (Orta Seviye): </w:t>
             </w:r>
             <w:r>
               <w:rPr>
                 <w:b/>
                 <w:sz w:val="15"/>
               </w:rPr>
-              <w:t xml:space="preserve">Kanal: Hız Yayınları veya dnz hoca ile Fen | </w:t>
+              <w:t xml:space="preserve">Kanal: Mehmet Hoca ile Fen | </w:t>
             </w:r>
             <w:r>
               <w:rPr>
                 <w:sz w:val="15"/>
               </w:rPr>
-              <w:t>Odak: İleri Seviye Grafik &amp; Deney Yorumlama. Taktik: Karmaşık grafik ve çok adımlı deney sorularında hızlı yorumlama tekniklerini not al.</w:t>
+              <w:t>Odak: Kazanım Pekiştirme &amp; Deney Analizi. Taktik: Deney sorularındaki bağımsız/bağımlı/kontrol değişkeni çözüm adımlarını birebir uygula.</w:t>
             </w:r>
           </w:p>
         </w:tc>
@@ -1813,7 +3012,7 @@
                 <w:color w:val="3C3C3C"/>
                 <w:sz w:val="15"/>
               </w:rPr>
-              <w:t>[Net: 15.67 | D: 16 | Y: 1 | B: 3 | Başarı: %78.3]</w:t>
+              <w:t>[Net: 10.67 | D: 13 | Y: 7 | B: 0 | Başarı: %53.3]</w:t>
             </w:r>
           </w:p>
         </w:tc>
@@ -1845,7 +3044,7 @@
               <w:rPr>
                 <w:sz w:val="15"/>
               </w:rPr>
-              <w:t>Çarpanlar ve Katlar / Asal Çarpanlar: %50 | EBOB-EKOK Problemleri: %100 | Üslü İfadeler Temel Kuralları: %50 | Aralarında Asal Sayılar: %100 | Tam Sayı Kuvvetleri (Negatif Üs): %100</w:t>
+              <w:t>Çarpanlar ve Katlar: %57 | Ebob-Ekok Problemleri: %75 | Üslü İfadeler: %67</w:t>
             </w:r>
           </w:p>
           <w:p>
@@ -1864,7 +3063,7 @@
               <w:rPr>
                 <w:sz w:val="15"/>
               </w:rPr>
-              <w:t>Çarpanlar ve Katlar / Asal Çarpanlar (%50), Üslü İfadeler Temel Kuralları (%50)</w:t>
+              <w:t>Çarpanlar ve Katlar (%57), Ebob-Ekok Problemleri (%75), Üslü İfadeler (%67)</w:t>
             </w:r>
           </w:p>
           <w:p>
@@ -1883,7 +3082,7 @@
               <w:rPr>
                 <w:sz w:val="15"/>
               </w:rPr>
-              <w:t>Matematik netin: 15.67 (16 Doğru, 1 Yanlış, 3 Boş). Yeni nesil problem çözme ve modelleme becerin okul zirvesindedir. Sınavda tek net kaybının yaşandığı 'Çarpanlar ve Katlar / Asal Çarpanlar, Üslü İfadeler Temel Kuralları' konusundaki uç soru kalıplarına odaklanarak 20'de 20 full yapabilirsin. Süreli branş denemelerine devam et.</w:t>
+              <w:t>Matematik netin: 10.67 (13 Doğru, 7 Yanlış, 0 Boş). Temel matematik altyapın oluşmuş ancak 7 yanlış ve 0 boş puanını sınırlamış. Kritik açıkların olan [Çarpanlar ve Katlar (%57), Ebob-Ekok Problemleri (%75), Üslü İfadeler (%67)] konularında 'Verilenleri Yaz -&gt; Şemayı Çiz -&gt; Matematiksel Modeli Kur' 3 adımlı protokolünü uygula. Günde en az 20 adet yeni nesil soru çözerek işlem hızını artır.</w:t>
             </w:r>
           </w:p>
           <w:p>
@@ -1896,20 +3095,20 @@
                 <w:color w:val="C0392B"/>
                 <w:sz w:val="15"/>
               </w:rPr>
-              <w:t xml:space="preserve">📺 Önerilen YouTube Desteği (İleri Düzey (Şampiyon)): </w:t>
+              <w:t xml:space="preserve">📺 Önerilen YouTube Desteği (Orta Seviye): </w:t>
             </w:r>
             <w:r>
               <w:rPr>
                 <w:b/>
                 <w:sz w:val="15"/>
               </w:rPr>
-              <w:t xml:space="preserve">Kanal: Çopur Hoca | </w:t>
+              <w:t xml:space="preserve">Kanal: İMT Hoca | </w:t>
             </w:r>
             <w:r>
               <w:rPr>
                 <w:sz w:val="15"/>
               </w:rPr>
-              <w:t>Odak: İleri Düzey Soru Kalıpları &amp; Derece Hedefi. Taktik: Süre tutarak soruyu hocadan önce çözmeye çalış; kestirme püf noktaları Hata Defterine ekle.</w:t>
+              <w:t>Odak: Yeni Nesile Geçiş &amp; Soru Çözüm Taktikleri. Taktik: Yeni nesil sorularda verilenleri şemaya dökme ve matematiksel model kurma tekniklerine odaklan.</w:t>
             </w:r>
           </w:p>
         </w:tc>
@@ -1967,7 +3166,7 @@
                 <w:color w:val="3C3C3C"/>
                 <w:sz w:val="15"/>
               </w:rPr>
-              <w:t>[Net: 13.33 | D: 15 | Y: 5 | B: 0 | Başarı: %66.6]</w:t>
+              <w:t>[Net: 17.33 | D: 18 | Y: 2 | B: 0 | Başarı: %86.6]</w:t>
             </w:r>
           </w:p>
         </w:tc>
@@ -1999,7 +3198,7 @@
               <w:rPr>
                 <w:sz w:val="15"/>
               </w:rPr>
-              <w:t>11/16 Tam Başarı | Gelişim Alanları: Sözcük ve Sözcük Gruplarında Anlam: %50 | Öznel ve Nesnel Anlatımlı Cümleler: %0 | Deyimler: %0 | Sebep-Sonuç, Amaç-Sonuç Cümleleri: %0</w:t>
+              <w:t>9/16 Tam Başarı | Gelişim Alanları: Paragrafta Konu ve Başlık: %0 | Fiilimsilerin İşlevi: %67</w:t>
             </w:r>
           </w:p>
           <w:p>
@@ -2018,7 +3217,7 @@
               <w:rPr>
                 <w:sz w:val="15"/>
               </w:rPr>
-              <w:t>Öznel ve Nesnel Anlatımlı Cümleler, Deyimler, Sebep-Sonuç, Amaç-Sonuç Cümleleri, Büyük Harflerin Kullanıldığı Yerler</w:t>
+              <w:t>Paragrafta Konu ve Başlık</w:t>
             </w:r>
           </w:p>
           <w:p>
@@ -2037,7 +3236,7 @@
               <w:rPr>
                 <w:sz w:val="15"/>
               </w:rPr>
-              <w:t>Sözcük ve Sözcük Gruplarında Anlam (%50)</w:t>
+              <w:t>Fiilimsilerin İşlevi (%67)</w:t>
             </w:r>
           </w:p>
           <w:p>
@@ -2056,7 +3255,7 @@
               <w:rPr>
                 <w:sz w:val="15"/>
               </w:rPr>
-              <w:t>Türkçe branş netin: 13.33 (15 Doğru, 5 Yanlış, 0 Boş). Ortalama üstü bir performans olmakla birlikte 5 yanlış başarı payını törpülemiş. Öncelikli olarak sıfır çektiğin [Öznel ve Nesnel Anlatımlı Cümleler, Deyimler] konularındaki kavram ve kuralları tekrar et. Kısmi kayıp yaşadığın [Sözcük ve Sözcük Gruplarında Anlam (%50)] alanlarında metindeki açık kanıtın altını çizerek çöz. Günde 20 paragraf sorusu çöz; iki şık arasında kaldığında işaretleme yapmayıp boş bırak.</w:t>
+              <w:t>Türkçe branş netin: 17.33 (18 Doğru, 2 Yanlış, 0 Boş). Okuduğunu anlama, çıkarım ve muhakeme gücün çok yüksek. Sıfır çektiğin 'Paragrafta Konu ve Başlık' konusundaki soru köklerine ve çeldiricilere dikkat ederek 20'de 20 yapabilirsin.</w:t>
             </w:r>
           </w:p>
           <w:p>
@@ -2069,20 +3268,20 @@
                 <w:color w:val="C0392B"/>
                 <w:sz w:val="15"/>
               </w:rPr>
-              <w:t xml:space="preserve">📺 Önerilen YouTube Desteği (Orta Seviye): </w:t>
+              <w:t xml:space="preserve">📺 Önerilen YouTube Desteği (İleri Düzey (Şampiyon)): </w:t>
             </w:r>
             <w:r>
               <w:rPr>
                 <w:b/>
                 <w:sz w:val="15"/>
               </w:rPr>
-              <w:t xml:space="preserve">Kanal: Hız Yayınları veya Ebubekir Hoca ile Türkçe | </w:t>
+              <w:t xml:space="preserve">Kanal: Hız Yayınları veya Ebubekir Hoca | </w:t>
             </w:r>
             <w:r>
               <w:rPr>
                 <w:sz w:val="15"/>
               </w:rPr>
-              <w:t>Odak: Paragraf Taktikleri &amp; Çeldirici Eleme. Taktik: Paragraf sorularında hocanın anahtar kelimeleri ve metin kanıtlarını nasıl çizdiğine dikkat et.</w:t>
+              <w:t>Odak: MEB Çıkmış &amp; Özgün Yeni Nesil Çözümleri. Taktik: İki güçlü çeldirici arasında kaldığında doğru seçeneğe götüren mantık ipuçlarını incele.</w:t>
             </w:r>
           </w:p>
         </w:tc>
@@ -2140,7 +3339,7 @@
                 <w:color w:val="3C3C3C"/>
                 <w:sz w:val="15"/>
               </w:rPr>
-              <w:t>[Net: 10.00 | D: 10 | Y: 0 | B: 0 | Başarı: %100.0]</w:t>
+              <w:t>[Net: 8.67 | D: 9 | Y: 1 | B: 0 | Başarı: %86.7]</w:t>
             </w:r>
           </w:p>
         </w:tc>
@@ -2172,7 +3371,26 @@
               <w:rPr>
                 <w:sz w:val="15"/>
               </w:rPr>
-              <w:t>Mustafa Kemal'in Öğrenim Hayatı: %100 | Uyanan Avrupa ve Sarsılan Osmanlı: %100 | Mustafa Kemal'in Fikir Hayatını Etkileyen Olaylar: %100 | Mustafa Kemal'in Askerlik Hayatı: %100</w:t>
+              <w:t>20. Yüzyıl Başlarında Osmanlı: %100 | M. Kemal'in Fikir Hayatını Etkileyen Olay ve Kişiler: %100 | M. Kemal'in Çocukluk Dönemi ve Öğrenim Hayatı: %67 | M. Kemal'İn Askerlik Hayatı: %100</w:t>
+            </w:r>
+          </w:p>
+          <w:p>
+            <w:pPr>
+              <w:spacing w:after="20"/>
+            </w:pPr>
+            <w:r>
+              <w:rPr>
+                <w:b/>
+                <w:color w:val="B46400"/>
+                <w:sz w:val="15"/>
+              </w:rPr>
+              <w:t xml:space="preserve">🟡 Pekiştirilecek Kazanımlar (&lt;%100): </w:t>
+            </w:r>
+            <w:r>
+              <w:rPr>
+                <w:sz w:val="15"/>
+              </w:rPr>
+              <w:t>M. Kemal'in Çocukluk Dönemi ve Öğrenim Hayatı (%67)</w:t>
             </w:r>
           </w:p>
           <w:p>
@@ -2191,7 +3409,7 @@
               <w:rPr>
                 <w:sz w:val="15"/>
               </w:rPr>
-              <w:t>İnkılap Tarihi netin: 10.00 (10 Doğru, 0 Yanlış, 0 Boş). Tarihsel kronoloji ve neden-sonuç analiz kabiliyetin çok güçlü. 4 kazanımın tamamında %100 tam başarı sağladın. Haftalık 15 soruyla aralıklı tekrar yap.</w:t>
+              <w:t>İnkılap Tarihi netin: 8.67 (9 Doğru, 1 Yanlış, 0 Boş). Tarihsel kronoloji ve neden-sonuç analiz kabiliyetin çok güçlü. Tek net kaybının yaşandığı 'M. Kemal'in Çocukluk Dönemi ve Öğrenim Hayatı' konusundaki kavram haritasını inceleyerek 10'da 10 full hedefini sürdür.</w:t>
             </w:r>
           </w:p>
           <w:p>
@@ -2211,7 +3429,7 @@
                 <w:b/>
                 <w:sz w:val="15"/>
               </w:rPr>
-              <w:t xml:space="preserve">Kanal: Buğra Hoca Sosyal Bilgiler Dersliği | </w:t>
+              <w:t xml:space="preserve">Kanal: Buğra Hoca – Sosyal Bilgiler Dersliği | </w:t>
             </w:r>
             <w:r>
               <w:rPr>
@@ -2307,7 +3525,7 @@
               <w:rPr>
                 <w:sz w:val="15"/>
               </w:rPr>
-              <w:t>Kader ve Kaza İnancı: %67 | İnsanın İradesi ve Kader: %100 | Kader Kavramları (Ömür, Ecel, Rızık, Tevekkül): %100 | Ayet el-Kürsi ve Anlamı: %100 | Hz. Musa (A.S.) ve Mücadelesi: %100</w:t>
+              <w:t>Kaza Ve Kader: %80 | İnsanın Özgürlüğü Ve Sorumluluğu: %100 | Kaderle İlgili Kavramlar: %100</w:t>
             </w:r>
           </w:p>
           <w:p>
@@ -2326,7 +3544,7 @@
               <w:rPr>
                 <w:sz w:val="15"/>
               </w:rPr>
-              <w:t>Kader ve Kaza İnancı (%67)</w:t>
+              <w:t>Kaza Ve Kader (%80)</w:t>
             </w:r>
           </w:p>
           <w:p>
@@ -2345,7 +3563,7 @@
               <w:rPr>
                 <w:sz w:val="15"/>
               </w:rPr>
-              <w:t>Din Kültürü netin: 8.67 (9 Doğru, 1 Yanlış, 0 Boş). Kavram ve ayet yorumlama hakimiyetin yüksek. Tek net kaybının yaşandığı 'Kader ve Kaza İnancı' konusundaki kavram veya ayet mealini inceleyerek 10'da 10 yapabilirsin.</w:t>
+              <w:t>Din Kültürü netin: 8.67 (9 Doğru, 1 Yanlış, 0 Boş). Kavram ve ayet yorumlama hakimiyetin yüksek. Tek net kaybının yaşandığı 'Kaza Ve Kader' konusundaki kavram veya ayet mealini inceleyerek 10'da 10 yapabilirsin.</w:t>
             </w:r>
           </w:p>
           <w:p>
@@ -2461,7 +3679,7 @@
               <w:rPr>
                 <w:sz w:val="15"/>
               </w:rPr>
-              <w:t>Davet Kartları / Mektupları (Invitation): %100 | Daveti Kabul &amp; Reddetme Kalıpları: %50 | Basit Sorular Sorma (Simple Inquiries): %100 | Friendship Okuduğunu Anlama: %100 | Kişisel Özellikler / Sıfatlar (Qualities): %100 | Mazeret Bildirme ve Özür Dileme: %100</w:t>
+              <w:t>Teklif Yapma, Kabul Etme, Özür Dileme: %100 | Frıendshıp: %75 | The Internet: %100 | Tercihleri İfade Etme: %100 | Soru Cümlesi: %100</w:t>
             </w:r>
           </w:p>
           <w:p>
@@ -2480,7 +3698,7 @@
               <w:rPr>
                 <w:sz w:val="15"/>
               </w:rPr>
-              <w:t>Daveti Kabul &amp; Reddetme Kalıpları (%50)</w:t>
+              <w:t>Frıendshıp (%75)</w:t>
             </w:r>
           </w:p>
           <w:p>
@@ -2499,7 +3717,7 @@
               <w:rPr>
                 <w:sz w:val="15"/>
               </w:rPr>
-              <w:t>İngilizce branş netin: 8.67 (9 Doğru, 1 Yanlış, 0 Boş). Friendship ünitesi kelime ve diyalog hakimiyetin çok iyi. Tek net kaybının yaşandığı 'Daveti Kabul &amp; Reddetme Kalıpları' kalıbını gözden geçirerek 10'da 10 yapabilirsin.</w:t>
+              <w:t>İngilizce branş netin: 8.67 (9 Doğru, 1 Yanlış, 0 Boş). Friendship ünitesi kelime ve diyalog hakimiyetin çok iyi. Tek net kaybının yaşandığı 'Frıendshıp' kalıbını gözden geçirerek 10'da 10 yapabilirsin.</w:t>
             </w:r>
           </w:p>
           <w:p>
@@ -2546,7 +3764,7 @@
           <w:color w:val="006666"/>
           <w:sz w:val="18"/>
         </w:rPr>
-        <w:t>3. KİŞİSELLEŞTİRİLMİŞ HEDEFLER VE EYLEM TAKVİMİ</w:t>
+        <w:t>4. KİŞİSELLEŞTİRİLMİŞ HEDEFLER VE EYLEM TAKVİMİ</w:t>
       </w:r>
     </w:p>
     <w:p>
@@ -2565,7 +3783,7 @@
         <w:rPr>
           <w:sz w:val="16"/>
         </w:rPr>
-        <w:t>77.17 Net (İlk hedefli konu tekrarları ve ödev kontrolü sonrası)</w:t>
+        <w:t>72.18 Net (İlk hedefli konu tekrarları ve ödev kontrolü sonrası)</w:t>
       </w:r>
     </w:p>
     <w:p>
@@ -2584,7 +3802,7 @@
         <w:rPr>
           <w:sz w:val="16"/>
         </w:rPr>
-        <w:t>80.67 Net (Ölçülebilir bir sonraki resmi deneme sınavı hedefi)</w:t>
+        <w:t>75.68 Net (Ölçülebilir bir sonraki resmi deneme sınavı hedefi)</w:t>
       </w:r>
     </w:p>
     <w:p>
